--- a/RFI-Docs/COIN--Nashville - VETWISE-LHS Summary 9-27-24.docx
+++ b/RFI-Docs/COIN--Nashville - VETWISE-LHS Summary 9-27-24.docx
@@ -4,8 +4,122 @@
   <w:body>
     <w:p>
       <w:pPr>
-        <w:spacing w:after="0" w:line="240" w:lineRule="auto"/>
-        <w:jc w:val="center"/>
+        <w:jc w:val="left"/>
+      </w:pPr>
+      <w:r>
+        <w:rPr>
+          <w:color w:val="646464"/>
+          <w:sz w:val="18"/>
+        </w:rPr>
+        <w:t>Document: COIN--Nashville - VETWISE-LHS Summary 9-27-24.docx</w:t>
+      </w:r>
+    </w:p>
+    <w:p>
+      <w:pPr>
+        <w:jc w:val="left"/>
+      </w:pPr>
+      <w:r>
+        <w:rPr>
+          <w:color w:val="646464"/>
+          <w:sz w:val="18"/>
+        </w:rPr>
+        <w:t>Title: COIN--Nashville - VETWISE-LHS Summary 9-27-24</w:t>
+      </w:r>
+    </w:p>
+    <w:p>
+      <w:pPr>
+        <w:jc w:val="left"/>
+      </w:pPr>
+      <w:r>
+        <w:rPr>
+          <w:color w:val="646464"/>
+          <w:sz w:val="18"/>
+        </w:rPr>
+        <w:t>Topic: Centers | Type: Presentations and Other Documents</w:t>
+      </w:r>
+    </w:p>
+    <w:p>
+      <w:pPr>
+        <w:jc w:val="left"/>
+      </w:pPr>
+      <w:r>
+        <w:rPr>
+          <w:color w:val="646464"/>
+          <w:sz w:val="18"/>
+        </w:rPr>
+        <w:t>Created: 2025-01-31 | By: Richman, Michael (VACO)</w:t>
+      </w:r>
+    </w:p>
+    <w:p>
+      <w:pPr>
+        <w:jc w:val="left"/>
+      </w:pPr>
+      <w:r>
+        <w:rPr>
+          <w:color w:val="646464"/>
+          <w:sz w:val="18"/>
+        </w:rPr>
+        <w:t>Modified: 2025-01-31 | By: Richman, Michael (VACO)</w:t>
+      </w:r>
+    </w:p>
+    <w:p>
+      <w:pPr>
+        <w:jc w:val="left"/>
+      </w:pPr>
+      <w:r>
+        <w:rPr>
+          <w:color w:val="C8C8C8"/>
+          <w:sz w:val="16"/>
+        </w:rPr>
+        <w:t>────────────────────────────────────────────────────────────────────────────────</w:t>
+      </w:r>
+    </w:p>
+    <w:p>
+      <w:pPr>
+        <w:jc w:val="left"/>
+      </w:pPr>
+      <w:r/>
+    </w:p>
+    <w:p>
+      <w:pPr>
+        <w:jc w:val="left"/>
+      </w:pPr>
+      <w:r>
+        <w:rPr>
+          <w:color w:val="646464"/>
+          <w:sz w:val="18"/>
+        </w:rPr>
+        <w:t>Topic: Centers | Type: Presentations and Other Documents</w:t>
+      </w:r>
+    </w:p>
+    <w:p>
+      <w:pPr>
+        <w:jc w:val="left"/>
+      </w:pPr>
+      <w:r>
+        <w:rPr>
+          <w:color w:val="646464"/>
+          <w:sz w:val="18"/>
+        </w:rPr>
+        <w:t>Created: 2025-01-31 | By: Richman, Michael (VACO)</w:t>
+      </w:r>
+    </w:p>
+    <w:p>
+      <w:pPr>
+        <w:jc w:val="left"/>
+      </w:pPr>
+      <w:r>
+        <w:rPr>
+          <w:color w:val="646464"/>
+          <w:sz w:val="18"/>
+        </w:rPr>
+        <w:t>Modified: 2025-01-31 | By: Richman, Michael (VACO)</w:t>
+      </w:r>
+    </w:p>
+    <w:p>
+      <w:pPr>
+        <w:spacing w:after="0" w:line="240" w:lineRule="auto"/>
+        <w:jc w:val="left"/>
         <w:rPr>
           <w:rFonts w:ascii="Arial" w:hAnsi="Arial" w:cs="Arial"/>
           <w:b/>
@@ -14,62 +128,20 @@
       </w:pPr>
       <w:r>
         <w:rPr>
-          <w:rFonts w:ascii="Arial" w:hAnsi="Arial" w:cs="Arial"/>
-          <w:b/>
-          <w:bCs/>
-        </w:rPr>
-        <w:t>Title:</w:t>
-      </w:r>
-      <w:r>
-        <w:rPr>
-          <w:rFonts w:ascii="Arial" w:hAnsi="Arial" w:cs="Arial"/>
-          <w:b/>
-          <w:bCs/>
-        </w:rPr>
-        <w:t xml:space="preserve">  </w:t>
-      </w:r>
-      <w:r>
-        <w:rPr>
-          <w:rFonts w:ascii="Arial" w:hAnsi="Arial" w:cs="Arial"/>
-          <w:b/>
-          <w:bCs/>
-        </w:rPr>
-        <w:t xml:space="preserve">          </w:t>
-      </w:r>
-      <w:r>
-        <w:rPr>
-          <w:rFonts w:ascii="Arial" w:hAnsi="Arial" w:cs="Arial"/>
-          <w:b/>
-          <w:bCs/>
-        </w:rPr>
-        <w:t xml:space="preserve">VETWISE-LHS:  </w:t>
-      </w:r>
-      <w:proofErr w:type="spellStart"/>
-      <w:r>
-        <w:rPr>
-          <w:rFonts w:ascii="Arial" w:hAnsi="Arial" w:cs="Arial"/>
-          <w:b/>
-          <w:bCs/>
-        </w:rPr>
-        <w:t>VETerans'</w:t>
-      </w:r>
-      <w:proofErr w:type="spellEnd"/>
-      <w:r>
-        <w:rPr>
-          <w:rFonts w:ascii="Arial" w:hAnsi="Arial" w:cs="Arial"/>
-          <w:b/>
-          <w:bCs/>
-        </w:rPr>
-        <w:t xml:space="preserve"> Wellbeing through Innovation, Systems Science and Experience in Learning Health Systems</w:t>
-      </w:r>
-    </w:p>
-    <w:p>
-      <w:pPr>
-        <w:spacing w:after="0" w:line="240" w:lineRule="auto"/>
-        <w:rPr>
-          <w:rFonts w:ascii="Arial" w:hAnsi="Arial" w:cs="Arial"/>
-        </w:rPr>
-      </w:pPr>
+          <w:color w:val="C8C8C8"/>
+          <w:sz w:val="16"/>
+        </w:rPr>
+        <w:t>────────────────────────────────────────────────────────────────────────────────</w:t>
+      </w:r>
+    </w:p>
+    <w:p>
+      <w:pPr>
+        <w:spacing w:after="0" w:line="240" w:lineRule="auto"/>
+        <w:rPr>
+          <w:rFonts w:ascii="Arial" w:hAnsi="Arial" w:cs="Arial"/>
+        </w:rPr>
+      </w:pPr>
+      <w:r/>
     </w:p>
     <w:p>
       <w:pPr>
